--- a/Christina_School_UI_Reference_Specification.docx
+++ b/Christina_School_UI_Reference_Specification.docx
@@ -82,7 +82,7 @@
         </w:rPr>
         <w:t xml:space="preserve">Complete UI/UX Prototype Reference &amp; Enterprise Application Specification</w:t>
         <w:br/>
-        <w:t xml:space="preserve">(Target Production Stack: Angular 18+ &amp; ASP.NET Core 8 Web API)</w:t>
+        <w:t xml:space="preserve">(Target Production Stack: Angular 21 &amp; ASP.NET Core (.NET 10) Web API)</w:t>
       </w:r>
     </w:p>
     <w:tbl>
@@ -442,9 +442,9 @@
                 <w:sz w:val="19"/>
                 <w:shd w:fill="auto" w:val="clear"/>
               </w:rPr>
-              <w:t xml:space="preserve">Frontend: Angular 18+ (Standalone Components, Signals, Reactive Forms)</w:t>
+              <w:t xml:space="preserve">Frontend: Angular 21 (Standalone Components, Signals, Reactive Forms)</w:t>
               <w:br/>
-              <w:t xml:space="preserve">Backend: ASP.NET Core (.NET 8/9 Web API, Entity Framework Core, SQL Server)</w:t>
+              <w:t xml:space="preserve">Backend: ASP.NET Core (.NET 10 Web API, Entity Framework Core, SQL Server)</w:t>
             </w:r>
           </w:p>
         </w:tc>
@@ -711,7 +711,7 @@
           <w:sz w:val="21"/>
           <w:shd w:fill="auto" w:val="clear"/>
         </w:rPr>
-        <w:t xml:space="preserve">Christina Nursery and Primary School (Anna Nagar, Chennai) requires an institutional web platform that reflects its 30+ year heritage of joyful foundational learning (Nursery to Grade 5), provides parents with seamless access to notices and circulars, drives admissions through a streamlined digital pipeline, and equips school administrators with an intuitive management dashboard.</w:t>
+        <w:t xml:space="preserve">Christina Nursery and Primary School (Attur, Salem, Tamil Nadu) requires an institutional web platform that reflects its 30+ year heritage of joyful foundational learning (Nursery to Grade 5), provides parents with seamless access to notices and circulars, drives admissions through a streamlined digital pipeline, and equips school administrators with an intuitive management dashboard.</w:t>
       </w:r>
     </w:p>
     <w:p>
@@ -1032,7 +1032,7 @@
                 <w:sz w:val="18"/>
                 <w:shd w:fill="auto" w:val="clear"/>
               </w:rPr>
-              <w:t xml:space="preserve">Angular 18+ (Standalone Components, Signals, RxJS, NgRx)</w:t>
+              <w:t xml:space="preserve">Angular 21 (Standalone Components, Signals, RxJS, NgRx)</w:t>
             </w:r>
           </w:p>
         </w:tc>
@@ -1292,7 +1292,7 @@
                 <w:sz w:val="18"/>
                 <w:shd w:fill="auto" w:val="clear"/>
               </w:rPr>
-              <w:t xml:space="preserve">ASP.NET Core 8 Web API (C#, Clean Architecture, CQRS)</w:t>
+              <w:t xml:space="preserve">ASP.NET Core (.NET 10) Web API (C#, Clean Architecture, CQRS)</w:t>
             </w:r>
           </w:p>
         </w:tc>
@@ -2066,7 +2066,7 @@
           <w:sz w:val="20"/>
           <w:shd w:fill="auto" w:val="clear"/>
         </w:rPr>
-        <w:t xml:space="preserve">Displays campus telephone (+91 44 2855 3400), official email, school working hours, live admissions pill badge, and secure Parent/Admin login link. Progressively contracts to a clean single line on mobile devices.</w:t>
+        <w:t xml:space="preserve">Displays campus telephone (+91 427 225 4053), official email, school working hours, live admissions pill badge, and secure Parent/Admin login link. Progressively contracts to a clean single line on mobile devices.</w:t>
       </w:r>
     </w:p>
     <w:p>
@@ -4745,7 +4745,7 @@
           <w:sz w:val="20"/>
           <w:shd w:fill="auto" w:val="clear"/>
         </w:rPr>
-        <w:t xml:space="preserve">Physical address on Kamaraj Avenue, Anna Nagar West, direct office telephone lines, and email inboxes.</w:t>
+        <w:t xml:space="preserve">Physical address on Kamaraj Avenue, Attur Salem West, direct office telephone lines, and email inboxes.</w:t>
       </w:r>
     </w:p>
     <w:p>
@@ -7109,7 +7109,7 @@
           <w:sz w:val="21"/>
           <w:shd w:fill="auto" w:val="clear"/>
         </w:rPr>
-        <w:t xml:space="preserve">This section details how the UI reference will be systematically transformed into an enterprise web platform using Angular 18+ on the frontend and ASP.NET Core 8 Web API on the backend.</w:t>
+        <w:t xml:space="preserve">This section details how the UI reference will be systematically transformed into an enterprise web platform using Angular 21 on the frontend and ASP.NET Core (.NET 10) Web API on the backend.</w:t>
       </w:r>
     </w:p>
     <w:p>
@@ -7137,7 +7137,7 @@
           <w:sz w:val="26"/>
           <w:shd w:fill="auto" w:val="clear"/>
         </w:rPr>
-        <w:t xml:space="preserve">4.1 Frontend Architecture (Angular 18+)</w:t>
+        <w:t xml:space="preserve">4.1 Frontend Architecture (Angular 21)</w:t>
       </w:r>
     </w:p>
     <w:p>
@@ -7317,7 +7317,7 @@
           <w:sz w:val="20"/>
           <w:shd w:fill="auto" w:val="clear"/>
         </w:rPr>
-        <w:t xml:space="preserve">Ensures optimal SEO rankings on Google for keywords like 'Best nursery school in Anna Nagar Chennai' and fast initial page load.</w:t>
+        <w:t xml:space="preserve">Ensures optimal SEO rankings on Google for keywords like 'Best nursery school in Attur Salem Chennai' and fast initial page load.</w:t>
       </w:r>
     </w:p>
     <w:p>
@@ -7390,7 +7390,7 @@
           <w:sz w:val="26"/>
           <w:shd w:fill="auto" w:val="clear"/>
         </w:rPr>
-        <w:t xml:space="preserve">4.2 Backend Architecture (ASP.NET Core 8 Web API)</w:t>
+        <w:t xml:space="preserve">4.2 Backend Architecture (ASP.NET Core (.NET 10) Web API)</w:t>
       </w:r>
     </w:p>
     <w:p>
@@ -8309,7 +8309,7 @@
                 <w:sz w:val="18"/>
                 <w:shd w:fill="auto" w:val="clear"/>
               </w:rPr>
-              <w:t xml:space="preserve">Repo setup, ASP.NET Core Web API template, EF Core migrations, SQL Server DB initialization, Angular 18 project with Tailwind.</w:t>
+              <w:t xml:space="preserve">Repo setup, ASP.NET Core Web API template, EF Core migrations, SQL Server DB initialization, Angular 21 project with Tailwind.</w:t>
             </w:r>
           </w:p>
         </w:tc>
